--- a/_implementation-notes/evening-series/FotH Evening Session 9 Leader Notes DRAFT v1.docx
+++ b/_implementation-notes/evening-series/FotH Evening Session 9 Leader Notes DRAFT v1.docx
@@ -548,7 +548,7 @@
           <w:color w:val="6B8E3F"/>
           <w:sz w:val="18"/>
         </w:rPr>
-        <w:t>S9 · 8:14–8:20 · LEAD: CONTENT PRESENTER</w:t>
+        <w:t>S9 · 8:14–8:20 · LEAD: CONTAINER HOLDER</w:t>
       </w:r>
     </w:p>
     <w:p>

--- a/_implementation-notes/evening-series/FotH Evening Session 9 Leader Notes DRAFT v1.docx
+++ b/_implementation-notes/evening-series/FotH Evening Session 9 Leader Notes DRAFT v1.docx
@@ -4,7 +4,7 @@
   <w:body>
     <w:p>
       <w:pPr>
-        <w:spacing w:after="40"/>
+        <w:spacing w:before="0" w:after="40"/>
       </w:pPr>
       <w:r>
         <w:rPr>
@@ -18,22 +18,92 @@
     </w:p>
     <w:p>
       <w:pPr>
-        <w:spacing w:after="160"/>
+        <w:spacing w:before="0" w:after="80"/>
       </w:pPr>
       <w:r>
         <w:rPr>
-          <w:i/>
           <w:color w:val="595959"/>
           <w:sz w:val="18"/>
         </w:rPr>
-        <w:t>FotH Evening · the speaker notes, in hand — so the leading pair reads the room, not the screen. Same content as the deck notes; the slides carry the room, these notes carry you. Practice the session together beforehand.</w:t>
+        <w:t>FotH Evening · the speaker notes, in hand — so the leading pair reads the room, not the screen. The big number on each block is the number in the corner of the screen; the colour is whose block it is. Built from the deck's own notes, so the two always agree.</w:t>
+      </w:r>
+    </w:p>
+    <w:p>
+      <w:pPr>
+        <w:spacing w:before="0" w:after="200"/>
+      </w:pPr>
+      <w:r>
+        <w:rPr>
+          <w:b/>
+          <w:color w:val="1F4E79"/>
+          <w:sz w:val="18"/>
+          <w:shd w:val="clear" w:color="auto" w:fill="DEEAF6"/>
+        </w:rPr>
+        <w:t xml:space="preserve"> ▌ CONTAINER HOLDER </w:t>
+      </w:r>
+      <w:r>
+        <w:rPr>
+          <w:sz w:val="18"/>
+        </w:rPr>
+        <w:t xml:space="preserve">   </w:t>
+      </w:r>
+      <w:r>
+        <w:rPr>
+          <w:b/>
+          <w:color w:val="B45309"/>
+          <w:sz w:val="18"/>
+          <w:shd w:val="clear" w:color="auto" w:fill="FCE9D6"/>
+        </w:rPr>
+        <w:t xml:space="preserve"> ‖ CONTENT PRESENTER </w:t>
+      </w:r>
+      <w:r>
+        <w:rPr>
+          <w:sz w:val="18"/>
+        </w:rPr>
+        <w:t xml:space="preserve">   </w:t>
+      </w:r>
+      <w:r>
+        <w:rPr>
+          <w:b/>
+          <w:color w:val="6B3FA0"/>
+          <w:sz w:val="18"/>
+          <w:shd w:val="clear" w:color="auto" w:fill="ECE3F5"/>
+        </w:rPr>
+        <w:t xml:space="preserve"> ▐ BOTH LEADERS </w:t>
+      </w:r>
+      <w:r>
+        <w:rPr>
+          <w:sz w:val="18"/>
+        </w:rPr>
+        <w:t xml:space="preserve">   </w:t>
+      </w:r>
+      <w:r>
+        <w:rPr>
+          <w:i/>
+          <w:color w:val="7F7F7F"/>
+          <w:sz w:val="16"/>
+        </w:rPr>
+        <w:t>Bar styles differ too, so the roles still read in black and white.</w:t>
       </w:r>
     </w:p>
     <w:p>
       <w:pPr>
         <w:keepNext/>
-        <w:spacing w:before="160" w:after="20"/>
+        <w:pBdr>
+          <w:left w:val="dotted" w:sz="24" w:space="8" w:color="8C8C8C"/>
+        </w:pBdr>
+        <w:shd w:val="clear" w:color="auto" w:fill="F0F0F0"/>
+        <w:spacing w:before="160" w:after="40"/>
       </w:pPr>
+      <w:r>
+        <w:rPr>
+          <w:rFonts w:ascii="Cambria" w:hAnsi="Cambria"/>
+          <w:b/>
+          <w:color w:val="8C8C8C"/>
+          <w:sz w:val="24"/>
+        </w:rPr>
+        <w:t>Title</w:t>
+      </w:r>
       <w:r>
         <w:rPr>
           <w:rFonts w:ascii="Cambria" w:hAnsi="Cambria"/>
@@ -41,13 +111,32 @@
           <w:color w:val="2C5F2D"/>
           <w:sz w:val="24"/>
         </w:rPr>
-        <w:t>Slide 1 — Fellowship of the Heart</w:t>
+        <w:t xml:space="preserve">   Fellowship of the Heart</w:t>
+      </w:r>
+      <w:r>
+        <w:rPr>
+          <w:b/>
+          <w:color w:val="8C8C8C"/>
+          <w:sz w:val="17"/>
+        </w:rPr>
+        <w:t xml:space="preserve">    ON SCREEN</w:t>
+      </w:r>
+      <w:r>
+        <w:rPr>
+          <w:b w:val="0"/>
+          <w:color w:val="7F7F7F"/>
+          <w:sz w:val="16"/>
+        </w:rPr>
+        <w:t xml:space="preserve">   · slide 1 of 15</w:t>
       </w:r>
     </w:p>
     <w:p>
       <w:pPr>
         <w:keepNext/>
-        <w:spacing w:after="40"/>
+        <w:pBdr>
+          <w:left w:val="dotted" w:sz="24" w:space="8" w:color="8C8C8C"/>
+        </w:pBdr>
+        <w:spacing w:before="0" w:after="60"/>
       </w:pPr>
       <w:r>
         <w:rPr>
@@ -60,7 +149,10 @@
     </w:p>
     <w:p>
       <w:pPr>
-        <w:ind w:left="216"/>
+        <w:pBdr>
+          <w:left w:val="dotted" w:sz="24" w:space="8" w:color="8C8C8C"/>
+        </w:pBdr>
+        <w:spacing w:before="0" w:after="60"/>
       </w:pPr>
       <w:r>
         <w:t>On screen as the room assembles on night one. All Scripture ESV; the plans carry the scripts; these slides carry the room — and these notes carry you.</w:t>
@@ -69,8 +161,21 @@
     <w:p>
       <w:pPr>
         <w:keepNext/>
-        <w:spacing w:before="160" w:after="20"/>
+        <w:pBdr>
+          <w:left w:val="dotted" w:sz="24" w:space="8" w:color="8C8C8C"/>
+        </w:pBdr>
+        <w:shd w:val="clear" w:color="auto" w:fill="F0F0F0"/>
+        <w:spacing w:before="160" w:after="40"/>
       </w:pPr>
+      <w:r>
+        <w:rPr>
+          <w:rFonts w:ascii="Cambria" w:hAnsi="Cambria"/>
+          <w:b/>
+          <w:color w:val="8C8C8C"/>
+          <w:sz w:val="30"/>
+        </w:rPr>
+        <w:t>131</w:t>
+      </w:r>
       <w:r>
         <w:rPr>
           <w:rFonts w:ascii="Cambria" w:hAnsi="Cambria"/>
@@ -78,13 +183,32 @@
           <w:color w:val="2C5F2D"/>
           <w:sz w:val="24"/>
         </w:rPr>
-        <w:t>Slide 2 — SESSION 9</w:t>
+        <w:t xml:space="preserve">   SESSION 9</w:t>
+      </w:r>
+      <w:r>
+        <w:rPr>
+          <w:b/>
+          <w:color w:val="8C8C8C"/>
+          <w:sz w:val="17"/>
+        </w:rPr>
+        <w:t xml:space="preserve">    ON SCREEN</w:t>
+      </w:r>
+      <w:r>
+        <w:rPr>
+          <w:b w:val="0"/>
+          <w:color w:val="7F7F7F"/>
+          <w:sz w:val="16"/>
+        </w:rPr>
+        <w:t xml:space="preserve">   · slide 2 of 15</w:t>
       </w:r>
     </w:p>
     <w:p>
       <w:pPr>
         <w:keepNext/>
-        <w:spacing w:after="40"/>
+        <w:pBdr>
+          <w:left w:val="dotted" w:sz="24" w:space="8" w:color="8C8C8C"/>
+        </w:pBdr>
+        <w:spacing w:before="0" w:after="60"/>
       </w:pPr>
       <w:r>
         <w:rPr>
@@ -97,7 +221,10 @@
     </w:p>
     <w:p>
       <w:pPr>
-        <w:ind w:left="216"/>
+        <w:pBdr>
+          <w:left w:val="dotted" w:sz="24" w:space="8" w:color="8C8C8C"/>
+        </w:pBdr>
+        <w:spacing w:before="0" w:after="60"/>
       </w:pPr>
       <w:r>
         <w:t>On screen through dinner and as the circle forms. Greet at the door — the slide holds the room.</w:t>
@@ -106,8 +233,21 @@
     <w:p>
       <w:pPr>
         <w:keepNext/>
-        <w:spacing w:before="160" w:after="20"/>
+        <w:pBdr>
+          <w:left w:val="single" w:sz="24" w:space="8" w:color="1F4E79"/>
+        </w:pBdr>
+        <w:shd w:val="clear" w:color="auto" w:fill="DEEAF6"/>
+        <w:spacing w:before="160" w:after="40"/>
       </w:pPr>
+      <w:r>
+        <w:rPr>
+          <w:rFonts w:ascii="Cambria" w:hAnsi="Cambria"/>
+          <w:b/>
+          <w:color w:val="1F4E79"/>
+          <w:sz w:val="30"/>
+        </w:rPr>
+        <w:t>132</w:t>
+      </w:r>
       <w:r>
         <w:rPr>
           <w:rFonts w:ascii="Cambria" w:hAnsi="Cambria"/>
@@ -115,13 +255,32 @@
           <w:color w:val="2C5F2D"/>
           <w:sz w:val="24"/>
         </w:rPr>
-        <w:t>Slide 3 — Where We Are — the Four Connects</w:t>
+        <w:t xml:space="preserve">   Where We Are — the Four Connects</w:t>
+      </w:r>
+      <w:r>
+        <w:rPr>
+          <w:b/>
+          <w:color w:val="1F4E79"/>
+          <w:sz w:val="17"/>
+        </w:rPr>
+        <w:t xml:space="preserve">    CONTAINER HOLDER</w:t>
+      </w:r>
+      <w:r>
+        <w:rPr>
+          <w:b w:val="0"/>
+          <w:color w:val="7F7F7F"/>
+          <w:sz w:val="16"/>
+        </w:rPr>
+        <w:t xml:space="preserve">   · slide 3 of 15</w:t>
       </w:r>
     </w:p>
     <w:p>
       <w:pPr>
         <w:keepNext/>
-        <w:spacing w:after="40"/>
+        <w:pBdr>
+          <w:left w:val="single" w:sz="24" w:space="8" w:color="1F4E79"/>
+        </w:pBdr>
+        <w:spacing w:before="0" w:after="60"/>
       </w:pPr>
       <w:r>
         <w:rPr>
@@ -129,12 +288,31 @@
           <w:color w:val="6B8E3F"/>
           <w:sz w:val="18"/>
         </w:rPr>
-        <w:t>S9 · WELCOME · LEAD: CONTAINER HOLDER · GROUNDING — every session opens on this map</w:t>
+        <w:t xml:space="preserve">S9 · WELCOME · </w:t>
+      </w:r>
+      <w:r>
+        <w:rPr>
+          <w:b/>
+          <w:color w:val="1F4E79"/>
+          <w:sz w:val="18"/>
+        </w:rPr>
+        <w:t>LEAD: CONTAINER HOLDER</w:t>
+      </w:r>
+      <w:r>
+        <w:rPr>
+          <w:b/>
+          <w:color w:val="6B8E3F"/>
+          <w:sz w:val="18"/>
+        </w:rPr>
+        <w:t xml:space="preserve"> · GROUNDING — every session opens on this map</w:t>
       </w:r>
     </w:p>
     <w:p>
       <w:pPr>
-        <w:ind w:left="216"/>
+        <w:pBdr>
+          <w:left w:val="single" w:sz="24" w:space="8" w:color="1F4E79"/>
+        </w:pBdr>
+        <w:spacing w:before="0" w:after="20"/>
       </w:pPr>
       <w:r>
         <w:rPr>
@@ -146,7 +324,10 @@
     </w:p>
     <w:p>
       <w:pPr>
-        <w:ind w:left="216"/>
+        <w:pBdr>
+          <w:left w:val="single" w:sz="24" w:space="8" w:color="1F4E79"/>
+        </w:pBdr>
+        <w:spacing w:before="0" w:after="60"/>
       </w:pPr>
       <w:r>
         <w:t>1. Locate tonight on the map, plainly: Session 9 stands in the third box — Connect with God. Each connection makes the next one real (Matt. 22:37–40).</w:t>
@@ -154,7 +335,10 @@
     </w:p>
     <w:p>
       <w:pPr>
-        <w:ind w:left="216"/>
+        <w:pBdr>
+          <w:left w:val="single" w:sz="24" w:space="8" w:color="1F4E79"/>
+        </w:pBdr>
+        <w:spacing w:before="0" w:after="60"/>
       </w:pPr>
       <w:r>
         <w:t>2. The four boxes are one journey — each connection makes the next one real — rooted in the two great commandments: love God, love neighbor (Matt 22:37–40).</w:t>
@@ -162,7 +346,10 @@
     </w:p>
     <w:p>
       <w:pPr>
-        <w:ind w:left="216"/>
+        <w:pBdr>
+          <w:left w:val="single" w:sz="24" w:space="8" w:color="1F4E79"/>
+        </w:pBdr>
+        <w:spacing w:before="0" w:after="60"/>
       </w:pPr>
       <w:r>
         <w:t>3. This is also the 'where we are on the map' minute the welcome owes any newcomer.</w:t>
@@ -170,24 +357,40 @@
     </w:p>
     <w:p>
       <w:pPr>
-        <w:ind w:left="216"/>
+        <w:pBdr>
+          <w:left w:val="single" w:sz="24" w:space="8" w:color="1F4E79"/>
+        </w:pBdr>
+        <w:spacing w:before="0" w:after="60"/>
       </w:pPr>
       <w:r>
         <w:rPr>
           <w:b/>
           <w:color w:val="595959"/>
         </w:rPr>
-        <w:t>CUES:</w:t>
+        <w:t xml:space="preserve">CUES: </w:t>
       </w:r>
       <w:r>
-        <w:t xml:space="preserve"> Two minutes at most; then tonight's road.</w:t>
+        <w:t>Two minutes at most; then tonight's road.</w:t>
       </w:r>
     </w:p>
     <w:p>
       <w:pPr>
         <w:keepNext/>
-        <w:spacing w:before="160" w:after="20"/>
+        <w:pBdr>
+          <w:left w:val="single" w:sz="24" w:space="8" w:color="1F4E79"/>
+        </w:pBdr>
+        <w:shd w:val="clear" w:color="auto" w:fill="DEEAF6"/>
+        <w:spacing w:before="160" w:after="40"/>
       </w:pPr>
+      <w:r>
+        <w:rPr>
+          <w:rFonts w:ascii="Cambria" w:hAnsi="Cambria"/>
+          <w:b/>
+          <w:color w:val="1F4E79"/>
+          <w:sz w:val="30"/>
+        </w:rPr>
+        <w:t>133</w:t>
+      </w:r>
       <w:r>
         <w:rPr>
           <w:rFonts w:ascii="Cambria" w:hAnsi="Cambria"/>
@@ -195,13 +398,32 @@
           <w:color w:val="2C5F2D"/>
           <w:sz w:val="24"/>
         </w:rPr>
-        <w:t>Slide 4 — Session 9 — Tonight’s Road</w:t>
+        <w:t xml:space="preserve">   Session 9 — Tonight’s Road</w:t>
+      </w:r>
+      <w:r>
+        <w:rPr>
+          <w:b/>
+          <w:color w:val="1F4E79"/>
+          <w:sz w:val="17"/>
+        </w:rPr>
+        <w:t xml:space="preserve">    CONTAINER HOLDER</w:t>
+      </w:r>
+      <w:r>
+        <w:rPr>
+          <w:b w:val="0"/>
+          <w:color w:val="7F7F7F"/>
+          <w:sz w:val="16"/>
+        </w:rPr>
+        <w:t xml:space="preserve">   · slide 4 of 15</w:t>
       </w:r>
     </w:p>
     <w:p>
       <w:pPr>
         <w:keepNext/>
-        <w:spacing w:after="40"/>
+        <w:pBdr>
+          <w:left w:val="single" w:sz="24" w:space="8" w:color="1F4E79"/>
+        </w:pBdr>
+        <w:spacing w:before="0" w:after="60"/>
       </w:pPr>
       <w:r>
         <w:rPr>
@@ -209,44 +431,78 @@
           <w:color w:val="6B8E3F"/>
           <w:sz w:val="18"/>
         </w:rPr>
-        <w:t>S9 · 7:00–7:08 · LEAD: CONTAINER HOLDER</w:t>
+        <w:t xml:space="preserve">S9 · 7:00–7:08 · </w:t>
+      </w:r>
+      <w:r>
+        <w:rPr>
+          <w:b/>
+          <w:color w:val="1F4E79"/>
+          <w:sz w:val="18"/>
+        </w:rPr>
+        <w:t>LEAD: CONTAINER HOLDER</w:t>
+      </w:r>
+      <w:r>
+        <w:rPr>
+          <w:b/>
+          <w:color w:val="6B8E3F"/>
+          <w:sz w:val="18"/>
+        </w:rPr>
       </w:r>
     </w:p>
     <w:p>
       <w:pPr>
-        <w:ind w:left="216"/>
+        <w:pBdr>
+          <w:left w:val="single" w:sz="24" w:space="8" w:color="1F4E79"/>
+        </w:pBdr>
+        <w:spacing w:before="0" w:after="60"/>
       </w:pPr>
       <w:r>
         <w:rPr>
           <w:b/>
           <w:color w:val="595959"/>
         </w:rPr>
-        <w:t>BEATS:</w:t>
+        <w:t xml:space="preserve">BEATS: </w:t>
       </w:r>
       <w:r>
-        <w:t xml:space="preserve"> 1. Today is the quietest deep work of the series: the Garden of Your Heart — a guided imaginative prayer with the whole room, then sharing in pairs by invitation only. 2. Frame gently and do not over-explain — of all the sessions, this one has produced the most lasting fruit. 3. Nothing is required today — not even doing the exercise.</w:t>
+        <w:t>1. Today is the quietest deep work of the series: the Garden of Your Heart — a guided imaginative prayer with the whole room, then sharing in pairs by invitation only. 2. Frame gently and do not over-explain — of all the sessions, this one has produced the most lasting fruit. 3. Nothing is required today — not even doing the exercise.</w:t>
       </w:r>
     </w:p>
     <w:p>
       <w:pPr>
-        <w:ind w:left="216"/>
+        <w:pBdr>
+          <w:left w:val="single" w:sz="24" w:space="8" w:color="1F4E79"/>
+        </w:pBdr>
+        <w:spacing w:before="0" w:after="60"/>
       </w:pPr>
       <w:r>
         <w:rPr>
           <w:b/>
           <w:color w:val="595959"/>
         </w:rPr>
-        <w:t>CUES:</w:t>
+        <w:t xml:space="preserve">CUES: </w:t>
       </w:r>
       <w:r>
-        <w:t xml:space="preserve"> Arrival runs quieter than usual; match the tone from the door.</w:t>
+        <w:t>Arrival runs quieter than usual; match the tone from the door.</w:t>
       </w:r>
     </w:p>
     <w:p>
       <w:pPr>
         <w:keepNext/>
-        <w:spacing w:before="160" w:after="20"/>
+        <w:pBdr>
+          <w:left w:val="single" w:sz="24" w:space="8" w:color="1F4E79"/>
+        </w:pBdr>
+        <w:shd w:val="clear" w:color="auto" w:fill="DEEAF6"/>
+        <w:spacing w:before="160" w:after="40"/>
       </w:pPr>
+      <w:r>
+        <w:rPr>
+          <w:rFonts w:ascii="Cambria" w:hAnsi="Cambria"/>
+          <w:b/>
+          <w:color w:val="1F4E79"/>
+          <w:sz w:val="30"/>
+        </w:rPr>
+        <w:t>134</w:t>
+      </w:r>
       <w:r>
         <w:rPr>
           <w:rFonts w:ascii="Cambria" w:hAnsi="Cambria"/>
@@ -254,13 +510,32 @@
           <w:color w:val="2C5F2D"/>
           <w:sz w:val="24"/>
         </w:rPr>
-        <w:t>Slide 5 — Opening Container — the Eight Steps</w:t>
+        <w:t xml:space="preserve">   Opening Container — the Eight Steps</w:t>
+      </w:r>
+      <w:r>
+        <w:rPr>
+          <w:b/>
+          <w:color w:val="1F4E79"/>
+          <w:sz w:val="17"/>
+        </w:rPr>
+        <w:t xml:space="preserve">    CONTAINER HOLDER</w:t>
+      </w:r>
+      <w:r>
+        <w:rPr>
+          <w:b w:val="0"/>
+          <w:color w:val="7F7F7F"/>
+          <w:sz w:val="16"/>
+        </w:rPr>
+        <w:t xml:space="preserve">   · slide 5 of 15</w:t>
       </w:r>
     </w:p>
     <w:p>
       <w:pPr>
         <w:keepNext/>
-        <w:spacing w:after="40"/>
+        <w:pBdr>
+          <w:left w:val="single" w:sz="24" w:space="8" w:color="1F4E79"/>
+        </w:pBdr>
+        <w:spacing w:before="0" w:after="60"/>
       </w:pPr>
       <w:r>
         <w:rPr>
@@ -268,44 +543,78 @@
           <w:color w:val="6B8E3F"/>
           <w:sz w:val="18"/>
         </w:rPr>
-        <w:t>S9 · 7:00–7:08 · LEAD: CONTAINER HOLDER</w:t>
+        <w:t xml:space="preserve">S9 · 7:00–7:08 · </w:t>
+      </w:r>
+      <w:r>
+        <w:rPr>
+          <w:b/>
+          <w:color w:val="1F4E79"/>
+          <w:sz w:val="18"/>
+        </w:rPr>
+        <w:t>LEAD: CONTAINER HOLDER</w:t>
+      </w:r>
+      <w:r>
+        <w:rPr>
+          <w:b/>
+          <w:color w:val="6B8E3F"/>
+          <w:sz w:val="18"/>
+        </w:rPr>
       </w:r>
     </w:p>
     <w:p>
       <w:pPr>
-        <w:ind w:left="216"/>
+        <w:pBdr>
+          <w:left w:val="single" w:sz="24" w:space="8" w:color="1F4E79"/>
+        </w:pBdr>
+        <w:spacing w:before="0" w:after="60"/>
       </w:pPr>
       <w:r>
         <w:rPr>
           <w:b/>
           <w:color w:val="595959"/>
         </w:rPr>
-        <w:t>BEATS:</w:t>
+        <w:t xml:space="preserve">BEATS: </w:t>
       </w:r>
       <w:r>
-        <w:t xml:space="preserve"> 1. 'Welcome back. Find a seat.' Wait — take a longer breath than usual before the blessing. 2. Aaronic blessing. 3. Frame: today is quiet, mostly interior; deeply familiar for some, brand new for others — both are fine. 4. Container: what is said here stays here; nothing is required; listen to receive.</w:t>
+        <w:t>1. 'Welcome back. Find a seat.' Wait — take a longer breath than usual before the blessing. 2. Aaronic blessing. 3. Frame: today is quiet, mostly interior; deeply familiar for some, brand new for others — both are fine. 4. Container: what is said here stays here; nothing is required; listen to receive.</w:t>
       </w:r>
     </w:p>
     <w:p>
       <w:pPr>
-        <w:ind w:left="216"/>
+        <w:pBdr>
+          <w:left w:val="single" w:sz="24" w:space="8" w:color="1F4E79"/>
+        </w:pBdr>
+        <w:spacing w:before="0" w:after="60"/>
       </w:pPr>
       <w:r>
         <w:rPr>
           <w:b/>
           <w:color w:val="595959"/>
         </w:rPr>
-        <w:t>PAIR LEAD:</w:t>
+        <w:t xml:space="preserve">PAIR LEAD: </w:t>
       </w:r>
       <w:r>
-        <w:t xml:space="preserve"> name the leading pair in the welcome — two leaders hold tonight, and the room will see the evening handed back and forth between them; that is the design. The pair practices the session together beforehand.</w:t>
+        <w:t>name the leading pair in the welcome — two leaders hold tonight, and the room will see the evening handed back and forth between them; that is the design. The pair practices the session together beforehand.</w:t>
       </w:r>
     </w:p>
     <w:p>
       <w:pPr>
         <w:keepNext/>
-        <w:spacing w:before="160" w:after="20"/>
+        <w:pBdr>
+          <w:left w:val="single" w:sz="24" w:space="8" w:color="1F4E79"/>
+        </w:pBdr>
+        <w:shd w:val="clear" w:color="auto" w:fill="DEEAF6"/>
+        <w:spacing w:before="160" w:after="40"/>
       </w:pPr>
+      <w:r>
+        <w:rPr>
+          <w:rFonts w:ascii="Cambria" w:hAnsi="Cambria"/>
+          <w:b/>
+          <w:color w:val="1F4E79"/>
+          <w:sz w:val="30"/>
+        </w:rPr>
+        <w:t>135</w:t>
+      </w:r>
       <w:r>
         <w:rPr>
           <w:rFonts w:ascii="Cambria" w:hAnsi="Cambria"/>
@@ -313,13 +622,32 @@
           <w:color w:val="2C5F2D"/>
           <w:sz w:val="24"/>
         </w:rPr>
-        <w:t>Slide 6 — Week 7 Check-In</w:t>
+        <w:t xml:space="preserve">   Week 7 Check-In</w:t>
+      </w:r>
+      <w:r>
+        <w:rPr>
+          <w:b/>
+          <w:color w:val="1F4E79"/>
+          <w:sz w:val="17"/>
+        </w:rPr>
+        <w:t xml:space="preserve">    CONTAINER HOLDER</w:t>
+      </w:r>
+      <w:r>
+        <w:rPr>
+          <w:b w:val="0"/>
+          <w:color w:val="7F7F7F"/>
+          <w:sz w:val="16"/>
+        </w:rPr>
+        <w:t xml:space="preserve">   · slide 6 of 15</w:t>
       </w:r>
     </w:p>
     <w:p>
       <w:pPr>
         <w:keepNext/>
-        <w:spacing w:after="40"/>
+        <w:pBdr>
+          <w:left w:val="single" w:sz="24" w:space="8" w:color="1F4E79"/>
+        </w:pBdr>
+        <w:spacing w:before="0" w:after="60"/>
       </w:pPr>
       <w:r>
         <w:rPr>
@@ -327,44 +655,78 @@
           <w:color w:val="6B8E3F"/>
           <w:sz w:val="18"/>
         </w:rPr>
-        <w:t>S9 · 7:08–7:25 · LEAD: CONTAINER HOLDER</w:t>
+        <w:t xml:space="preserve">S9 · 7:08–7:25 · </w:t>
+      </w:r>
+      <w:r>
+        <w:rPr>
+          <w:b/>
+          <w:color w:val="1F4E79"/>
+          <w:sz w:val="18"/>
+        </w:rPr>
+        <w:t>LEAD: CONTAINER HOLDER</w:t>
+      </w:r>
+      <w:r>
+        <w:rPr>
+          <w:b/>
+          <w:color w:val="6B8E3F"/>
+          <w:sz w:val="18"/>
+        </w:rPr>
       </w:r>
     </w:p>
     <w:p>
       <w:pPr>
-        <w:ind w:left="216"/>
+        <w:pBdr>
+          <w:left w:val="single" w:sz="24" w:space="8" w:color="1F4E79"/>
+        </w:pBdr>
+        <w:spacing w:before="0" w:after="60"/>
       </w:pPr>
       <w:r>
         <w:rPr>
           <w:b/>
           <w:color w:val="595959"/>
         </w:rPr>
-        <w:t>BEATS:</w:t>
+        <w:t xml:space="preserve">BEATS: </w:t>
       </w:r>
       <w:r>
-        <w:t xml:space="preserve"> 1. One sentence each on how the daily PROAPT practice has been. 2. Take 2–3 voluntary contributions and keep it brief — today's arc needs the time later.</w:t>
+        <w:t>1. One sentence each on how the daily PROAPT practice has been. 2. Take 2–3 voluntary contributions and keep it brief — today's arc needs the time later.</w:t>
       </w:r>
     </w:p>
     <w:p>
       <w:pPr>
-        <w:ind w:left="216"/>
+        <w:pBdr>
+          <w:left w:val="single" w:sz="24" w:space="8" w:color="1F4E79"/>
+        </w:pBdr>
+        <w:spacing w:before="0" w:after="60"/>
       </w:pPr>
       <w:r>
         <w:rPr>
           <w:b/>
           <w:color w:val="595959"/>
         </w:rPr>
-        <w:t>CUES:</w:t>
+        <w:t xml:space="preserve">CUES: </w:t>
       </w:r>
       <w:r>
-        <w:t xml:space="preserve"> Arranged parent opens (check the Run Card) — never cold-call a teen; pass-anytime holds.</w:t>
+        <w:t>Arranged parent opens (check the Run Card) — never cold-call a teen; pass-anytime holds.</w:t>
       </w:r>
     </w:p>
     <w:p>
       <w:pPr>
         <w:keepNext/>
-        <w:spacing w:before="160" w:after="20"/>
+        <w:pBdr>
+          <w:left w:val="double" w:sz="12" w:space="8" w:color="B45309"/>
+        </w:pBdr>
+        <w:shd w:val="clear" w:color="auto" w:fill="FCE9D6"/>
+        <w:spacing w:before="160" w:after="40"/>
       </w:pPr>
+      <w:r>
+        <w:rPr>
+          <w:rFonts w:ascii="Cambria" w:hAnsi="Cambria"/>
+          <w:b/>
+          <w:color w:val="B45309"/>
+          <w:sz w:val="30"/>
+        </w:rPr>
+        <w:t>136</w:t>
+      </w:r>
       <w:r>
         <w:rPr>
           <w:rFonts w:ascii="Cambria" w:hAnsi="Cambria"/>
@@ -372,13 +734,32 @@
           <w:color w:val="2C5F2D"/>
           <w:sz w:val="24"/>
         </w:rPr>
-        <w:t>Slide 7 — Scripture and Framing</w:t>
+        <w:t xml:space="preserve">   Scripture and Framing</w:t>
+      </w:r>
+      <w:r>
+        <w:rPr>
+          <w:b/>
+          <w:color w:val="B45309"/>
+          <w:sz w:val="17"/>
+        </w:rPr>
+        <w:t xml:space="preserve">    CONTENT PRESENTER</w:t>
+      </w:r>
+      <w:r>
+        <w:rPr>
+          <w:b w:val="0"/>
+          <w:color w:val="7F7F7F"/>
+          <w:sz w:val="16"/>
+        </w:rPr>
+        <w:t xml:space="preserve">   · slide 7 of 15</w:t>
       </w:r>
     </w:p>
     <w:p>
       <w:pPr>
         <w:keepNext/>
-        <w:spacing w:after="40"/>
+        <w:pBdr>
+          <w:left w:val="double" w:sz="12" w:space="8" w:color="B45309"/>
+        </w:pBdr>
+        <w:spacing w:before="0" w:after="60"/>
       </w:pPr>
       <w:r>
         <w:rPr>
@@ -386,29 +767,60 @@
           <w:color w:val="6B8E3F"/>
           <w:sz w:val="18"/>
         </w:rPr>
-        <w:t>S9 · 7:25–7:40 · LEAD: CONTENT PRESENTER</w:t>
+        <w:t xml:space="preserve">S9 · 7:25–7:40 · </w:t>
+      </w:r>
+      <w:r>
+        <w:rPr>
+          <w:b/>
+          <w:color w:val="B45309"/>
+          <w:sz w:val="18"/>
+        </w:rPr>
+        <w:t>LEAD: CONTENT PRESENTER</w:t>
+      </w:r>
+      <w:r>
+        <w:rPr>
+          <w:b/>
+          <w:color w:val="6B8E3F"/>
+          <w:sz w:val="18"/>
+        </w:rPr>
       </w:r>
     </w:p>
     <w:p>
       <w:pPr>
-        <w:ind w:left="216"/>
+        <w:pBdr>
+          <w:left w:val="double" w:sz="12" w:space="8" w:color="B45309"/>
+        </w:pBdr>
+        <w:spacing w:before="0" w:after="60"/>
       </w:pPr>
       <w:r>
         <w:rPr>
           <w:b/>
           <w:color w:val="595959"/>
         </w:rPr>
-        <w:t>BEATS:</w:t>
+        <w:t xml:space="preserve">BEATS: </w:t>
       </w:r>
       <w:r>
-        <w:t xml:space="preserve"> 1. Read Psalm 23 and John 15:1–11 slowly — 'listen as if you have not heard it.' 2. Teach: scripture pictures the heart as cultivated ground; today we walk into that image and invite Jesus in to walk it with us. 3. Name the lineage — imaginative prayer: Ignatius, Bonaventure, the Puritans — and the two nots: not visualization-as-self-help, not emptying the mind. 4. 'Vivid experience or nothing at all — both fine. The turning toward Him is the practice.' 5. If you sense resistance, read the skepticism paragraph — the frame IS the work; do not skip it.</w:t>
+        <w:t>1. Read Psalm 23 and John 15:1–11 slowly — 'listen as if you have not heard it.' 2. Teach: scripture pictures the heart as cultivated ground; today we walk into that image and invite Jesus in to walk it with us. 3. Name the lineage — imaginative prayer: Ignatius, Bonaventure, the Puritans — and the two nots: not visualization-as-self-help, not emptying the mind. 4. 'Vivid experience or nothing at all — both fine. The turning toward Him is the practice.' 5. If you sense resistance, read the skepticism paragraph — the frame IS the work; do not skip it.</w:t>
       </w:r>
     </w:p>
     <w:p>
       <w:pPr>
         <w:keepNext/>
-        <w:spacing w:before="160" w:after="20"/>
+        <w:pBdr>
+          <w:left w:val="double" w:sz="12" w:space="8" w:color="B45309"/>
+        </w:pBdr>
+        <w:shd w:val="clear" w:color="auto" w:fill="FCE9D6"/>
+        <w:spacing w:before="160" w:after="40"/>
       </w:pPr>
+      <w:r>
+        <w:rPr>
+          <w:rFonts w:ascii="Cambria" w:hAnsi="Cambria"/>
+          <w:b/>
+          <w:color w:val="B45309"/>
+          <w:sz w:val="30"/>
+        </w:rPr>
+        <w:t>137</w:t>
+      </w:r>
       <w:r>
         <w:rPr>
           <w:rFonts w:ascii="Cambria" w:hAnsi="Cambria"/>
@@ -416,13 +828,32 @@
           <w:color w:val="2C5F2D"/>
           <w:sz w:val="24"/>
         </w:rPr>
-        <w:t>Slide 8 — Bridge into the Exercise</w:t>
+        <w:t xml:space="preserve">   Bridge into the Exercise</w:t>
+      </w:r>
+      <w:r>
+        <w:rPr>
+          <w:b/>
+          <w:color w:val="B45309"/>
+          <w:sz w:val="17"/>
+        </w:rPr>
+        <w:t xml:space="preserve">    CONTENT PRESENTER</w:t>
+      </w:r>
+      <w:r>
+        <w:rPr>
+          <w:b w:val="0"/>
+          <w:color w:val="7F7F7F"/>
+          <w:sz w:val="16"/>
+        </w:rPr>
+        <w:t xml:space="preserve">   · slide 8 of 15</w:t>
       </w:r>
     </w:p>
     <w:p>
       <w:pPr>
         <w:keepNext/>
-        <w:spacing w:after="40"/>
+        <w:pBdr>
+          <w:left w:val="double" w:sz="12" w:space="8" w:color="B45309"/>
+        </w:pBdr>
+        <w:spacing w:before="0" w:after="60"/>
       </w:pPr>
       <w:r>
         <w:rPr>
@@ -430,29 +861,61 @@
           <w:color w:val="6B8E3F"/>
           <w:sz w:val="18"/>
         </w:rPr>
-        <w:t>S9 · 7:40–7:42 · LEAD: CONTENT PRESENTER · TRANSITION</w:t>
+        <w:t xml:space="preserve">S9 · 7:40–7:42 · </w:t>
+      </w:r>
+      <w:r>
+        <w:rPr>
+          <w:b/>
+          <w:color w:val="B45309"/>
+          <w:sz w:val="18"/>
+        </w:rPr>
+        <w:t>LEAD: CONTENT PRESENTER</w:t>
+      </w:r>
+      <w:r>
+        <w:rPr>
+          <w:b/>
+          <w:color w:val="6B8E3F"/>
+          <w:sz w:val="18"/>
+        </w:rPr>
+        <w:t xml:space="preserve"> · TRANSITION</w:t>
       </w:r>
     </w:p>
     <w:p>
       <w:pPr>
-        <w:ind w:left="216"/>
+        <w:pBdr>
+          <w:left w:val="double" w:sz="12" w:space="8" w:color="B45309"/>
+        </w:pBdr>
+        <w:spacing w:before="0" w:after="60"/>
       </w:pPr>
       <w:r>
         <w:rPr>
           <w:b/>
           <w:color w:val="595959"/>
         </w:rPr>
-        <w:t>BEATS:</w:t>
+        <w:t xml:space="preserve">BEATS: </w:t>
       </w:r>
       <w:r>
-        <w:t xml:space="preserve"> 1. Preview the shape: guided prayer 12–15 min, whole room, eyes open or closed, your own family beside you; then 5 min silent journaling; then pairs for sharing by invitation only — silence is a complete answer. 2. Room about ten or fewer: name it now — sharing happens right in this circle, no moving. 3. Pray the bridge prayer: where it is hard, be tender; where it is closed, be patient; where it is opening, be present.</w:t>
+        <w:t>1. Preview the shape: guided prayer 12–15 min, whole room, eyes open or closed, your own family beside you; then 5 min silent journaling; then pairs for sharing by invitation only — silence is a complete answer. 2. Room about ten or fewer: name it now — sharing happens right in this circle, no moving. 3. Pray the bridge prayer: where it is hard, be tender; where it is closed, be patient; where it is opening, be present.</w:t>
       </w:r>
     </w:p>
     <w:p>
       <w:pPr>
         <w:keepNext/>
-        <w:spacing w:before="160" w:after="20"/>
+        <w:pBdr>
+          <w:left w:val="double" w:sz="12" w:space="8" w:color="B45309"/>
+        </w:pBdr>
+        <w:shd w:val="clear" w:color="auto" w:fill="FCE9D6"/>
+        <w:spacing w:before="160" w:after="40"/>
       </w:pPr>
+      <w:r>
+        <w:rPr>
+          <w:rFonts w:ascii="Cambria" w:hAnsi="Cambria"/>
+          <w:b/>
+          <w:color w:val="B45309"/>
+          <w:sz w:val="30"/>
+        </w:rPr>
+        <w:t>138</w:t>
+      </w:r>
       <w:r>
         <w:rPr>
           <w:rFonts w:ascii="Cambria" w:hAnsi="Cambria"/>
@@ -460,13 +923,32 @@
           <w:color w:val="2C5F2D"/>
           <w:sz w:val="24"/>
         </w:rPr>
-        <w:t>Slide 9 — The Garden Exercise — Whole Room, then pairs</w:t>
+        <w:t xml:space="preserve">   The Garden Exercise — Whole Room, then pairs</w:t>
+      </w:r>
+      <w:r>
+        <w:rPr>
+          <w:b/>
+          <w:color w:val="B45309"/>
+          <w:sz w:val="17"/>
+        </w:rPr>
+        <w:t xml:space="preserve">    CONTENT PRESENTER</w:t>
+      </w:r>
+      <w:r>
+        <w:rPr>
+          <w:b w:val="0"/>
+          <w:color w:val="7F7F7F"/>
+          <w:sz w:val="16"/>
+        </w:rPr>
+        <w:t xml:space="preserve">   · slide 9 of 15</w:t>
       </w:r>
     </w:p>
     <w:p>
       <w:pPr>
         <w:keepNext/>
-        <w:spacing w:after="40"/>
+        <w:pBdr>
+          <w:left w:val="double" w:sz="12" w:space="8" w:color="B45309"/>
+        </w:pBdr>
+        <w:spacing w:before="0" w:after="60"/>
       </w:pPr>
       <w:r>
         <w:rPr>
@@ -474,59 +956,96 @@
           <w:color w:val="6B8E3F"/>
           <w:sz w:val="18"/>
         </w:rPr>
-        <w:t>S9 · 7:42–8:14 · LEAD: CONTENT PRESENTER</w:t>
+        <w:t xml:space="preserve">S9 · 7:42–8:14 · </w:t>
+      </w:r>
+      <w:r>
+        <w:rPr>
+          <w:b/>
+          <w:color w:val="B45309"/>
+          <w:sz w:val="18"/>
+        </w:rPr>
+        <w:t>LEAD: CONTENT PRESENTER</w:t>
+      </w:r>
+      <w:r>
+        <w:rPr>
+          <w:b/>
+          <w:color w:val="6B8E3F"/>
+          <w:sz w:val="18"/>
+        </w:rPr>
       </w:r>
     </w:p>
     <w:p>
       <w:pPr>
-        <w:ind w:left="216"/>
+        <w:pBdr>
+          <w:left w:val="double" w:sz="12" w:space="8" w:color="B45309"/>
+        </w:pBdr>
+        <w:spacing w:before="0" w:after="60"/>
       </w:pPr>
       <w:r>
         <w:rPr>
           <w:b/>
           <w:color w:val="595959"/>
         </w:rPr>
-        <w:t>BEATS:</w:t>
+        <w:t xml:space="preserve">BEATS: </w:t>
       </w:r>
       <w:r>
-        <w:t xml:space="preserve"> 1. Settle 2 min. Guided prayer 12–15 min: read H9.1 slowly — two words per second, not three; every (pause) is a full 30 seconds, every (longer pause) 60. The pauses are where the work happens. 2. Silent journaling 5 min. 3. Then pairs for sharing by invitation, 8–10 min: the Companion models two plain sentences first, the arranged parent opens — receive without interpreting; never 'God was telling you...'.</w:t>
+        <w:t>1. Settle 2 min. Guided prayer 12–15 min: read H9.1 slowly — two words per second, not three; every (pause) is a full 30 seconds, every (longer pause) 60. The pauses are where the work happens. 2. Silent journaling 5 min. 3. Then pairs for sharing by invitation, 8–10 min: the Companion models two plain sentences first, the arranged parent opens — receive without interpreting; never 'God was telling you...'.</w:t>
       </w:r>
     </w:p>
     <w:p>
       <w:pPr>
-        <w:ind w:left="216"/>
+        <w:pBdr>
+          <w:left w:val="double" w:sz="12" w:space="8" w:color="B45309"/>
+        </w:pBdr>
+        <w:spacing w:before="0" w:after="60"/>
       </w:pPr>
       <w:r>
         <w:rPr>
           <w:b/>
           <w:color w:val="595959"/>
         </w:rPr>
-        <w:t>CUES:</w:t>
+        <w:t xml:space="preserve">CUES: </w:t>
       </w:r>
       <w:r>
-        <w:t xml:space="preserve"> Soft tears — do not stop; the tears are often the work. Never cold-call a teen; pass-anytime holds.</w:t>
+        <w:t>Soft tears — do not stop; the tears are often the work. Never cold-call a teen; pass-anytime holds.</w:t>
       </w:r>
     </w:p>
     <w:p>
       <w:pPr>
-        <w:ind w:left="216"/>
+        <w:pBdr>
+          <w:left w:val="double" w:sz="12" w:space="8" w:color="B45309"/>
+        </w:pBdr>
+        <w:spacing w:before="0" w:after="60"/>
       </w:pPr>
       <w:r>
         <w:rPr>
           <w:b/>
           <w:color w:val="595959"/>
         </w:rPr>
-        <w:t>GUARD:</w:t>
+        <w:t xml:space="preserve">GUARD: </w:t>
       </w:r>
       <w:r>
-        <w:t xml:space="preserve"> If overwhelm goes past quiet reassurance, run the Settle Protocol — stop for THEM, not for the circle: plain directive words, back to the room, breathe and anchor, no return to the exercise today; nobody leaves activated.</w:t>
+        <w:t>If overwhelm goes past quiet reassurance, run the Settle Protocol — stop for THEM, not for the circle: plain directive words, back to the room, breathe and anchor, no return to the exercise today; nobody leaves activated.</w:t>
       </w:r>
     </w:p>
     <w:p>
       <w:pPr>
         <w:keepNext/>
-        <w:spacing w:before="160" w:after="20"/>
+        <w:pBdr>
+          <w:left w:val="single" w:sz="24" w:space="8" w:color="1F4E79"/>
+        </w:pBdr>
+        <w:shd w:val="clear" w:color="auto" w:fill="DEEAF6"/>
+        <w:spacing w:before="160" w:after="40"/>
       </w:pPr>
+      <w:r>
+        <w:rPr>
+          <w:rFonts w:ascii="Cambria" w:hAnsi="Cambria"/>
+          <w:b/>
+          <w:color w:val="1F4E79"/>
+          <w:sz w:val="30"/>
+        </w:rPr>
+        <w:t>139</w:t>
+      </w:r>
       <w:r>
         <w:rPr>
           <w:rFonts w:ascii="Cambria" w:hAnsi="Cambria"/>
@@ -534,13 +1053,32 @@
           <w:color w:val="2C5F2D"/>
           <w:sz w:val="24"/>
         </w:rPr>
-        <w:t>Slide 10 — Merge and One-Word Landing</w:t>
+        <w:t xml:space="preserve">   Merge and One-Word Landing</w:t>
+      </w:r>
+      <w:r>
+        <w:rPr>
+          <w:b/>
+          <w:color w:val="1F4E79"/>
+          <w:sz w:val="17"/>
+        </w:rPr>
+        <w:t xml:space="preserve">    CONTAINER HOLDER</w:t>
+      </w:r>
+      <w:r>
+        <w:rPr>
+          <w:b w:val="0"/>
+          <w:color w:val="7F7F7F"/>
+          <w:sz w:val="16"/>
+        </w:rPr>
+        <w:t xml:space="preserve">   · slide 10 of 15</w:t>
       </w:r>
     </w:p>
     <w:p>
       <w:pPr>
         <w:keepNext/>
-        <w:spacing w:after="40"/>
+        <w:pBdr>
+          <w:left w:val="single" w:sz="24" w:space="8" w:color="1F4E79"/>
+        </w:pBdr>
+        <w:spacing w:before="0" w:after="60"/>
       </w:pPr>
       <w:r>
         <w:rPr>
@@ -548,44 +1086,78 @@
           <w:color w:val="6B8E3F"/>
           <w:sz w:val="18"/>
         </w:rPr>
-        <w:t>S9 · 8:14–8:20 · LEAD: CONTAINER HOLDER</w:t>
+        <w:t xml:space="preserve">S9 · 8:14–8:20 · </w:t>
+      </w:r>
+      <w:r>
+        <w:rPr>
+          <w:b/>
+          <w:color w:val="1F4E79"/>
+          <w:sz w:val="18"/>
+        </w:rPr>
+        <w:t>LEAD: CONTAINER HOLDER</w:t>
+      </w:r>
+      <w:r>
+        <w:rPr>
+          <w:b/>
+          <w:color w:val="6B8E3F"/>
+          <w:sz w:val="18"/>
+        </w:rPr>
       </w:r>
     </w:p>
     <w:p>
       <w:pPr>
-        <w:ind w:left="216"/>
+        <w:pBdr>
+          <w:left w:val="single" w:sz="24" w:space="8" w:color="1F4E79"/>
+        </w:pBdr>
+        <w:spacing w:before="0" w:after="60"/>
       </w:pPr>
       <w:r>
         <w:rPr>
           <w:b/>
           <w:color w:val="595959"/>
         </w:rPr>
-        <w:t>BEATS:</w:t>
+        <w:t xml:space="preserve">BEATS: </w:t>
       </w:r>
       <w:r>
-        <w:t xml:space="preserve"> 1. The room will be quieter than usual — honor it; wait before speaking. 2. What happened in the pairs stays there; ask only one word about today — 'surprised', 'tender', 'empty', 'found', 'quiet'. 3. Receive each word with eye contact and a slight nod; say nothing else. 4. Close: whatever happened today is yours; some of it will quietly do its work for a long time.</w:t>
+        <w:t>1. The room will be quieter than usual — honor it; wait before speaking. 2. What happened in the pairs stays there; ask only one word about today — 'surprised', 'tender', 'empty', 'found', 'quiet'. 3. Receive each word with eye contact and a slight nod; say nothing else. 4. Close: whatever happened today is yours; some of it will quietly do its work for a long time.</w:t>
       </w:r>
     </w:p>
     <w:p>
       <w:pPr>
-        <w:ind w:left="216"/>
+        <w:pBdr>
+          <w:left w:val="single" w:sz="24" w:space="8" w:color="1F4E79"/>
+        </w:pBdr>
+        <w:spacing w:before="0" w:after="60"/>
       </w:pPr>
       <w:r>
         <w:rPr>
           <w:b/>
           <w:color w:val="595959"/>
         </w:rPr>
-        <w:t>CUES:</w:t>
+        <w:t xml:space="preserve">CUES: </w:t>
       </w:r>
       <w:r>
-        <w:t xml:space="preserve"> Arranged parent begins; anyone may pass.</w:t>
+        <w:t>Arranged parent begins; anyone may pass.</w:t>
       </w:r>
     </w:p>
     <w:p>
       <w:pPr>
         <w:keepNext/>
-        <w:spacing w:before="160" w:after="20"/>
+        <w:pBdr>
+          <w:left w:val="double" w:sz="12" w:space="8" w:color="B45309"/>
+        </w:pBdr>
+        <w:shd w:val="clear" w:color="auto" w:fill="FCE9D6"/>
+        <w:spacing w:before="160" w:after="40"/>
       </w:pPr>
+      <w:r>
+        <w:rPr>
+          <w:rFonts w:ascii="Cambria" w:hAnsi="Cambria"/>
+          <w:b/>
+          <w:color w:val="B45309"/>
+          <w:sz w:val="30"/>
+        </w:rPr>
+        <w:t>140</w:t>
+      </w:r>
       <w:r>
         <w:rPr>
           <w:rFonts w:ascii="Cambria" w:hAnsi="Cambria"/>
@@ -593,13 +1165,32 @@
           <w:color w:val="2C5F2D"/>
           <w:sz w:val="24"/>
         </w:rPr>
-        <w:t>Slide 11 — Homework — Two Weeks, Four Parts</w:t>
+        <w:t xml:space="preserve">   Homework — Two Weeks, Four Parts</w:t>
+      </w:r>
+      <w:r>
+        <w:rPr>
+          <w:b/>
+          <w:color w:val="B45309"/>
+          <w:sz w:val="17"/>
+        </w:rPr>
+        <w:t xml:space="preserve">    CONTENT PRESENTER</w:t>
+      </w:r>
+      <w:r>
+        <w:rPr>
+          <w:b w:val="0"/>
+          <w:color w:val="7F7F7F"/>
+          <w:sz w:val="16"/>
+        </w:rPr>
+        <w:t xml:space="preserve">   · slide 11 of 15</w:t>
       </w:r>
     </w:p>
     <w:p>
       <w:pPr>
         <w:keepNext/>
-        <w:spacing w:after="40"/>
+        <w:pBdr>
+          <w:left w:val="double" w:sz="12" w:space="8" w:color="B45309"/>
+        </w:pBdr>
+        <w:spacing w:before="0" w:after="60"/>
       </w:pPr>
       <w:r>
         <w:rPr>
@@ -607,29 +1198,60 @@
           <w:color w:val="6B8E3F"/>
           <w:sz w:val="18"/>
         </w:rPr>
-        <w:t>S9 · 8:20–8:24 · LEAD: CONTENT PRESENTER</w:t>
+        <w:t xml:space="preserve">S9 · 8:20–8:24 · </w:t>
+      </w:r>
+      <w:r>
+        <w:rPr>
+          <w:b/>
+          <w:color w:val="B45309"/>
+          <w:sz w:val="18"/>
+        </w:rPr>
+        <w:t>LEAD: CONTENT PRESENTER</w:t>
+      </w:r>
+      <w:r>
+        <w:rPr>
+          <w:b/>
+          <w:color w:val="6B8E3F"/>
+          <w:sz w:val="18"/>
+        </w:rPr>
       </w:r>
     </w:p>
     <w:p>
       <w:pPr>
-        <w:ind w:left="216"/>
+        <w:pBdr>
+          <w:left w:val="double" w:sz="12" w:space="8" w:color="B45309"/>
+        </w:pBdr>
+        <w:spacing w:before="0" w:after="60"/>
       </w:pPr>
       <w:r>
         <w:rPr>
           <w:b/>
           <w:color w:val="595959"/>
         </w:rPr>
-        <w:t>BEATS:</w:t>
+        <w:t xml:space="preserve">BEATS: </w:t>
       </w:r>
       <w:r>
-        <w:t xml:space="preserve"> 1. Co-Companion (Parent) leads. Three brief returns to the garden this week, 5–10 min each — no script needed, you have the place now; journal each visit (H9.2). 2. Gentle warning: a return can surface something heavy — you can stop, open your eyes, come back another day; and tell a trusted adult. You are not meant to carry the heavy things alone. 3. For the uneasy: H9.3, the Note for the Skeptic — adapting the practice or sitting it out is honored.</w:t>
+        <w:t>1. Co-Companion (Parent) leads. Three brief returns to the garden this week, 5–10 min each — no script needed, you have the place now; journal each visit (H9.2). 2. Gentle warning: a return can surface something heavy — you can stop, open your eyes, come back another day; and tell a trusted adult. You are not meant to carry the heavy things alone. 3. For the uneasy: H9.3, the Note for the Skeptic — adapting the practice or sitting it out is honored.</w:t>
       </w:r>
     </w:p>
     <w:p>
       <w:pPr>
         <w:keepNext/>
-        <w:spacing w:before="160" w:after="20"/>
+        <w:pBdr>
+          <w:left w:val="double" w:sz="12" w:space="8" w:color="B45309"/>
+        </w:pBdr>
+        <w:shd w:val="clear" w:color="auto" w:fill="FCE9D6"/>
+        <w:spacing w:before="160" w:after="40"/>
       </w:pPr>
+      <w:r>
+        <w:rPr>
+          <w:rFonts w:ascii="Cambria" w:hAnsi="Cambria"/>
+          <w:b/>
+          <w:color w:val="B45309"/>
+          <w:sz w:val="30"/>
+        </w:rPr>
+        <w:t>141</w:t>
+      </w:r>
       <w:r>
         <w:rPr>
           <w:rFonts w:ascii="Cambria" w:hAnsi="Cambria"/>
@@ -637,13 +1259,32 @@
           <w:color w:val="2C5F2D"/>
           <w:sz w:val="24"/>
         </w:rPr>
-        <w:t>Slide 12 — The Take-Home Sheet — the Daily Rhythm</w:t>
+        <w:t xml:space="preserve">   The Take-Home Sheet — the Daily Rhythm</w:t>
+      </w:r>
+      <w:r>
+        <w:rPr>
+          <w:b/>
+          <w:color w:val="B45309"/>
+          <w:sz w:val="17"/>
+        </w:rPr>
+        <w:t xml:space="preserve">    CONTENT PRESENTER</w:t>
+      </w:r>
+      <w:r>
+        <w:rPr>
+          <w:b w:val="0"/>
+          <w:color w:val="7F7F7F"/>
+          <w:sz w:val="16"/>
+        </w:rPr>
+        <w:t xml:space="preserve">   · slide 12 of 15</w:t>
       </w:r>
     </w:p>
     <w:p>
       <w:pPr>
         <w:keepNext/>
-        <w:spacing w:after="40"/>
+        <w:pBdr>
+          <w:left w:val="double" w:sz="12" w:space="8" w:color="B45309"/>
+        </w:pBdr>
+        <w:spacing w:before="0" w:after="60"/>
       </w:pPr>
       <w:r>
         <w:rPr>
@@ -651,12 +1292,30 @@
           <w:color w:val="6B8E3F"/>
           <w:sz w:val="18"/>
         </w:rPr>
-        <w:t>S9 · COMMISSIONING · LEAD: CONTENT PRESENTER</w:t>
+        <w:t xml:space="preserve">S9 · COMMISSIONING · </w:t>
+      </w:r>
+      <w:r>
+        <w:rPr>
+          <w:b/>
+          <w:color w:val="B45309"/>
+          <w:sz w:val="18"/>
+        </w:rPr>
+        <w:t>LEAD: CONTENT PRESENTER</w:t>
+      </w:r>
+      <w:r>
+        <w:rPr>
+          <w:b/>
+          <w:color w:val="6B8E3F"/>
+          <w:sz w:val="18"/>
+        </w:rPr>
       </w:r>
     </w:p>
     <w:p>
       <w:pPr>
-        <w:ind w:left="216"/>
+        <w:pBdr>
+          <w:left w:val="double" w:sz="12" w:space="8" w:color="B45309"/>
+        </w:pBdr>
+        <w:spacing w:before="0" w:after="20"/>
       </w:pPr>
       <w:r>
         <w:rPr>
@@ -668,7 +1327,10 @@
     </w:p>
     <w:p>
       <w:pPr>
-        <w:ind w:left="216"/>
+        <w:pBdr>
+          <w:left w:val="double" w:sz="12" w:space="8" w:color="B45309"/>
+        </w:pBdr>
+        <w:spacing w:before="0" w:after="60"/>
       </w:pPr>
       <w:r>
         <w:t>1. The sheet on the screen is the sheet in their hands — walk it, don't read it.</w:t>
@@ -676,7 +1338,10 @@
     </w:p>
     <w:p>
       <w:pPr>
-        <w:ind w:left="216"/>
+        <w:pBdr>
+          <w:left w:val="double" w:sz="12" w:space="8" w:color="B45309"/>
+        </w:pBdr>
+        <w:spacing w:before="0" w:after="60"/>
       </w:pPr>
       <w:r>
         <w:t>2. The standing rhythm first: the morning question, the evening journal line — one box per day on the week-grids.</w:t>
@@ -684,7 +1349,10 @@
     </w:p>
     <w:p>
       <w:pPr>
-        <w:ind w:left="216"/>
+        <w:pBdr>
+          <w:left w:val="double" w:sz="12" w:space="8" w:color="B45309"/>
+        </w:pBdr>
+        <w:spacing w:before="0" w:after="60"/>
       </w:pPr>
       <w:r>
         <w:t>3. A missed box is never a failure — it is an invitation to return.</w:t>
@@ -692,24 +1360,40 @@
     </w:p>
     <w:p>
       <w:pPr>
-        <w:ind w:left="216"/>
+        <w:pBdr>
+          <w:left w:val="double" w:sz="12" w:space="8" w:color="B45309"/>
+        </w:pBdr>
+        <w:spacing w:before="0" w:after="60"/>
       </w:pPr>
       <w:r>
         <w:rPr>
           <w:b/>
           <w:color w:val="595959"/>
         </w:rPr>
-        <w:t>CUES:</w:t>
+        <w:t xml:space="preserve">CUES: </w:t>
       </w:r>
       <w:r>
-        <w:t xml:space="preserve"> The four parts are the next slide.</w:t>
+        <w:t>The four parts are the next slide.</w:t>
       </w:r>
     </w:p>
     <w:p>
       <w:pPr>
         <w:keepNext/>
-        <w:spacing w:before="160" w:after="20"/>
+        <w:pBdr>
+          <w:left w:val="double" w:sz="12" w:space="8" w:color="B45309"/>
+        </w:pBdr>
+        <w:shd w:val="clear" w:color="auto" w:fill="FCE9D6"/>
+        <w:spacing w:before="160" w:after="40"/>
       </w:pPr>
+      <w:r>
+        <w:rPr>
+          <w:rFonts w:ascii="Cambria" w:hAnsi="Cambria"/>
+          <w:b/>
+          <w:color w:val="B45309"/>
+          <w:sz w:val="30"/>
+        </w:rPr>
+        <w:t>142</w:t>
+      </w:r>
       <w:r>
         <w:rPr>
           <w:rFonts w:ascii="Cambria" w:hAnsi="Cambria"/>
@@ -717,13 +1401,32 @@
           <w:color w:val="2C5F2D"/>
           <w:sz w:val="24"/>
         </w:rPr>
-        <w:t>Slide 13 — The Take-Home Sheet — the Four Parts</w:t>
+        <w:t xml:space="preserve">   The Take-Home Sheet — the Four Parts</w:t>
+      </w:r>
+      <w:r>
+        <w:rPr>
+          <w:b/>
+          <w:color w:val="B45309"/>
+          <w:sz w:val="17"/>
+        </w:rPr>
+        <w:t xml:space="preserve">    CONTENT PRESENTER</w:t>
+      </w:r>
+      <w:r>
+        <w:rPr>
+          <w:b w:val="0"/>
+          <w:color w:val="7F7F7F"/>
+          <w:sz w:val="16"/>
+        </w:rPr>
+        <w:t xml:space="preserve">   · slide 13 of 15</w:t>
       </w:r>
     </w:p>
     <w:p>
       <w:pPr>
         <w:keepNext/>
-        <w:spacing w:after="40"/>
+        <w:pBdr>
+          <w:left w:val="double" w:sz="12" w:space="8" w:color="B45309"/>
+        </w:pBdr>
+        <w:spacing w:before="0" w:after="60"/>
       </w:pPr>
       <w:r>
         <w:rPr>
@@ -731,12 +1434,30 @@
           <w:color w:val="6B8E3F"/>
           <w:sz w:val="18"/>
         </w:rPr>
-        <w:t>S9 · COMMISSIONING · LEAD: CONTENT PRESENTER</w:t>
+        <w:t xml:space="preserve">S9 · COMMISSIONING · </w:t>
+      </w:r>
+      <w:r>
+        <w:rPr>
+          <w:b/>
+          <w:color w:val="B45309"/>
+          <w:sz w:val="18"/>
+        </w:rPr>
+        <w:t>LEAD: CONTENT PRESENTER</w:t>
+      </w:r>
+      <w:r>
+        <w:rPr>
+          <w:b/>
+          <w:color w:val="6B8E3F"/>
+          <w:sz w:val="18"/>
+        </w:rPr>
       </w:r>
     </w:p>
     <w:p>
       <w:pPr>
-        <w:ind w:left="216"/>
+        <w:pBdr>
+          <w:left w:val="double" w:sz="12" w:space="8" w:color="B45309"/>
+        </w:pBdr>
+        <w:spacing w:before="0" w:after="20"/>
       </w:pPr>
       <w:r>
         <w:rPr>
@@ -748,7 +1469,10 @@
     </w:p>
     <w:p>
       <w:pPr>
-        <w:ind w:left="216"/>
+        <w:pBdr>
+          <w:left w:val="double" w:sz="12" w:space="8" w:color="B45309"/>
+        </w:pBdr>
+        <w:spacing w:before="0" w:after="60"/>
       </w:pPr>
       <w:r>
         <w:t>1. The four parts, in order: the homework practice, week one; the end-of-week-one check-in; the homework practice, week two; one sentence of preparation.</w:t>
@@ -756,7 +1480,10 @@
     </w:p>
     <w:p>
       <w:pPr>
-        <w:ind w:left="216"/>
+        <w:pBdr>
+          <w:left w:val="double" w:sz="12" w:space="8" w:color="B45309"/>
+        </w:pBdr>
+        <w:spacing w:before="0" w:after="60"/>
       </w:pPr>
       <w:r>
         <w:t>2. Check-in partners are named aloud before leaving this slide — the sheet has the line to write the name.</w:t>
@@ -764,24 +1491,40 @@
     </w:p>
     <w:p>
       <w:pPr>
-        <w:ind w:left="216"/>
+        <w:pBdr>
+          <w:left w:val="double" w:sz="12" w:space="8" w:color="B45309"/>
+        </w:pBdr>
+        <w:spacing w:before="0" w:after="60"/>
       </w:pPr>
       <w:r>
         <w:rPr>
           <w:b/>
           <w:color w:val="595959"/>
         </w:rPr>
-        <w:t>GUARD:</w:t>
+        <w:t xml:space="preserve">GUARD: </w:t>
       </w:r>
       <w:r>
-        <w:t xml:space="preserve"> The sheet-walk, not a re-teach.</w:t>
+        <w:t>The sheet-walk, not a re-teach.</w:t>
       </w:r>
     </w:p>
     <w:p>
       <w:pPr>
         <w:keepNext/>
-        <w:spacing w:before="160" w:after="20"/>
+        <w:pBdr>
+          <w:left w:val="thickThinSmallGap" w:sz="24" w:space="8" w:color="6B3FA0"/>
+        </w:pBdr>
+        <w:shd w:val="clear" w:color="auto" w:fill="ECE3F5"/>
+        <w:spacing w:before="160" w:after="40"/>
       </w:pPr>
+      <w:r>
+        <w:rPr>
+          <w:rFonts w:ascii="Cambria" w:hAnsi="Cambria"/>
+          <w:b/>
+          <w:color w:val="6B3FA0"/>
+          <w:sz w:val="30"/>
+        </w:rPr>
+        <w:t>143</w:t>
+      </w:r>
       <w:r>
         <w:rPr>
           <w:rFonts w:ascii="Cambria" w:hAnsi="Cambria"/>
@@ -789,13 +1532,32 @@
           <w:color w:val="2C5F2D"/>
           <w:sz w:val="24"/>
         </w:rPr>
-        <w:t>Slide 14 — The Leader Feedback Round</w:t>
+        <w:t xml:space="preserve">   The Leader Feedback Round</w:t>
+      </w:r>
+      <w:r>
+        <w:rPr>
+          <w:b/>
+          <w:color w:val="6B3FA0"/>
+          <w:sz w:val="17"/>
+        </w:rPr>
+        <w:t xml:space="preserve">    BOTH LEADERS</w:t>
+      </w:r>
+      <w:r>
+        <w:rPr>
+          <w:b w:val="0"/>
+          <w:color w:val="7F7F7F"/>
+          <w:sz w:val="16"/>
+        </w:rPr>
+        <w:t xml:space="preserve">   · slide 14 of 15</w:t>
       </w:r>
     </w:p>
     <w:p>
       <w:pPr>
         <w:keepNext/>
-        <w:spacing w:after="40"/>
+        <w:pBdr>
+          <w:left w:val="thickThinSmallGap" w:sz="24" w:space="8" w:color="6B3FA0"/>
+        </w:pBdr>
+        <w:spacing w:before="0" w:after="60"/>
       </w:pPr>
       <w:r>
         <w:rPr>
@@ -803,29 +1565,60 @@
           <w:color w:val="6B8E3F"/>
           <w:sz w:val="18"/>
         </w:rPr>
-        <w:t>S9 · 8:24–8:28 · LEAD: BOTH LEADERS</w:t>
+        <w:t xml:space="preserve">S9 · 8:24–8:28 · </w:t>
+      </w:r>
+      <w:r>
+        <w:rPr>
+          <w:b/>
+          <w:color w:val="6B3FA0"/>
+          <w:sz w:val="18"/>
+        </w:rPr>
+        <w:t>LEAD: BOTH LEADERS</w:t>
+      </w:r>
+      <w:r>
+        <w:rPr>
+          <w:b/>
+          <w:color w:val="6B8E3F"/>
+          <w:sz w:val="18"/>
+        </w:rPr>
       </w:r>
     </w:p>
     <w:p>
       <w:pPr>
-        <w:ind w:left="216"/>
+        <w:pBdr>
+          <w:left w:val="thickThinSmallGap" w:sz="24" w:space="8" w:color="6B3FA0"/>
+        </w:pBdr>
+        <w:spacing w:before="0" w:after="60"/>
       </w:pPr>
       <w:r>
         <w:rPr>
           <w:b/>
           <w:color w:val="595959"/>
         </w:rPr>
-        <w:t>BEATS:</w:t>
+        <w:t xml:space="preserve">BEATS: </w:t>
       </w:r>
       <w:r>
-        <w:t xml:space="preserve"> 1. Same round: leader's three answers first, then the room's two questions; 'thank you' is the whole response. 2. Today is the likeliest night of the series to DROP the round: if the room is still deep in the garden's quiet, five minutes of process talk can break what the Spirit is holding. Drop it, and say so at the debrief.</w:t>
+        <w:t>1. Same round: leader's three answers first, then the room's two questions; 'thank you' is the whole response. 2. Today is the likeliest night of the series to DROP the round: if the room is still deep in the garden's quiet, five minutes of process talk can break what the Spirit is holding. Drop it, and say so at the debrief.</w:t>
       </w:r>
     </w:p>
     <w:p>
       <w:pPr>
         <w:keepNext/>
-        <w:spacing w:before="160" w:after="20"/>
+        <w:pBdr>
+          <w:left w:val="single" w:sz="24" w:space="8" w:color="1F4E79"/>
+        </w:pBdr>
+        <w:shd w:val="clear" w:color="auto" w:fill="DEEAF6"/>
+        <w:spacing w:before="160" w:after="40"/>
       </w:pPr>
+      <w:r>
+        <w:rPr>
+          <w:rFonts w:ascii="Cambria" w:hAnsi="Cambria"/>
+          <w:b/>
+          <w:color w:val="1F4E79"/>
+          <w:sz w:val="30"/>
+        </w:rPr>
+        <w:t>144</w:t>
+      </w:r>
       <w:r>
         <w:rPr>
           <w:rFonts w:ascii="Cambria" w:hAnsi="Cambria"/>
@@ -833,13 +1626,32 @@
           <w:color w:val="2C5F2D"/>
           <w:sz w:val="24"/>
         </w:rPr>
-        <w:t>Slide 15 — Closing the Container + Aaronic Blessing</w:t>
+        <w:t xml:space="preserve">   Closing the Container + Aaronic Blessing</w:t>
+      </w:r>
+      <w:r>
+        <w:rPr>
+          <w:b/>
+          <w:color w:val="1F4E79"/>
+          <w:sz w:val="17"/>
+        </w:rPr>
+        <w:t xml:space="preserve">    CONTAINER HOLDER</w:t>
+      </w:r>
+      <w:r>
+        <w:rPr>
+          <w:b w:val="0"/>
+          <w:color w:val="7F7F7F"/>
+          <w:sz w:val="16"/>
+        </w:rPr>
+        <w:t xml:space="preserve">   · slide 15 of 15</w:t>
       </w:r>
     </w:p>
     <w:p>
       <w:pPr>
         <w:keepNext/>
-        <w:spacing w:after="40"/>
+        <w:pBdr>
+          <w:left w:val="single" w:sz="24" w:space="8" w:color="1F4E79"/>
+        </w:pBdr>
+        <w:spacing w:before="0" w:after="60"/>
       </w:pPr>
       <w:r>
         <w:rPr>
@@ -847,42 +1659,63 @@
           <w:color w:val="6B8E3F"/>
           <w:sz w:val="18"/>
         </w:rPr>
-        <w:t>S9 · 8:28–8:30 · LEAD: CONTAINER HOLDER</w:t>
+        <w:t xml:space="preserve">S9 · 8:28–8:30 · </w:t>
+      </w:r>
+      <w:r>
+        <w:rPr>
+          <w:b/>
+          <w:color w:val="1F4E79"/>
+          <w:sz w:val="18"/>
+        </w:rPr>
+        <w:t>LEAD: CONTAINER HOLDER</w:t>
+      </w:r>
+      <w:r>
+        <w:rPr>
+          <w:b/>
+          <w:color w:val="6B8E3F"/>
+          <w:sz w:val="18"/>
+        </w:rPr>
       </w:r>
     </w:p>
     <w:p>
       <w:pPr>
-        <w:ind w:left="216"/>
+        <w:pBdr>
+          <w:left w:val="single" w:sz="24" w:space="8" w:color="1F4E79"/>
+        </w:pBdr>
+        <w:spacing w:before="0" w:after="60"/>
       </w:pPr>
       <w:r>
         <w:rPr>
           <w:b/>
           <w:color w:val="595959"/>
         </w:rPr>
-        <w:t>BEATS:</w:t>
+        <w:t xml:space="preserve">BEATS: </w:t>
       </w:r>
       <w:r>
-        <w:t xml:space="preserve"> 1. 'What happened in your pair is yours. Carry it gently — don't debrief it on the way home unless your heart is fully ready.' 2. If something heavy surfaced, reach out — the team is walking with you. 3. Aaronic blessing; see you evenings.</w:t>
+        <w:t>1. 'What happened in your pair is yours. Carry it gently — don't debrief it on the way home unless your heart is fully ready.' 2. If something heavy surfaced, reach out — the team is walking with you. 3. Aaronic blessing; see you evenings.</w:t>
       </w:r>
     </w:p>
     <w:p>
       <w:pPr>
-        <w:ind w:left="216"/>
+        <w:pBdr>
+          <w:left w:val="single" w:sz="24" w:space="8" w:color="1F4E79"/>
+        </w:pBdr>
+        <w:spacing w:before="0" w:after="60"/>
       </w:pPr>
       <w:r>
         <w:rPr>
           <w:b/>
           <w:color w:val="595959"/>
         </w:rPr>
-        <w:t>CUES:</w:t>
+        <w:t xml:space="preserve">CUES: </w:t>
       </w:r>
       <w:r>
-        <w:t xml:space="preserve"> Stay accessible for fifteen minutes after the close — today more than most, people will want to talk; the two-adult rule holds for any teen.</w:t>
+        <w:t>Stay accessible for fifteen minutes after the close — today more than most, people will want to talk; the two-adult rule holds for any teen.</w:t>
       </w:r>
     </w:p>
     <w:p>
       <w:pPr>
-        <w:spacing w:before="200"/>
+        <w:spacing w:before="200" w:after="0"/>
         <w:jc w:val="center"/>
       </w:pPr>
       <w:r>

--- a/_implementation-notes/evening-series/FotH Evening Session 9 Leader Notes DRAFT v1.docx
+++ b/_implementation-notes/evening-series/FotH Evening Session 9 Leader Notes DRAFT v1.docx
@@ -26,6 +26,26 @@
           <w:sz w:val="18"/>
         </w:rPr>
         <w:t>FotH Evening · the speaker notes, in hand — so the leading pair reads the room, not the screen. The big number on each block is the number in the corner of the screen; the colour is whose block it is. Built from the deck's own notes, so the two always agree.</w:t>
+      </w:r>
+    </w:p>
+    <w:p>
+      <w:pPr>
+        <w:spacing w:before="0" w:after="80"/>
+      </w:pPr>
+      <w:r>
+        <w:rPr>
+          <w:b/>
+          <w:color w:val="2C5F2D"/>
+          <w:sz w:val="18"/>
+        </w:rPr>
+        <w:t xml:space="preserve">Reading the numbers. </w:t>
+      </w:r>
+      <w:r>
+        <w:rPr>
+          <w:color w:val="595959"/>
+          <w:sz w:val="18"/>
+        </w:rPr>
+        <w:t>Match the big number on each block to the number in the bottom-right corner of the screen. This session is 131–144 in the series' one continuous numbering. The first slide, the series title, is “Title” here.</w:t>
       </w:r>
     </w:p>
     <w:p>

--- a/_implementation-notes/evening-series/FotH Evening Session 9 Leader Notes DRAFT v1.docx
+++ b/_implementation-notes/evening-series/FotH Evening Session 9 Leader Notes DRAFT v1.docx
@@ -1735,6 +1735,24 @@
     </w:p>
     <w:p>
       <w:pPr>
+        <w:pBdr>
+          <w:left w:val="single" w:sz="24" w:space="8" w:color="1F4E79"/>
+        </w:pBdr>
+        <w:spacing w:before="0" w:after="60"/>
+      </w:pPr>
+      <w:r>
+        <w:rPr>
+          <w:b/>
+          <w:color w:val="595959"/>
+        </w:rPr>
+        <w:t xml:space="preserve">BLESSINGS: </w:t>
+      </w:r>
+      <w:r>
+        <w:t>eyes on the person, not the screen — nothing to read; say what is on your heart for them, specific and short.</w:t>
+      </w:r>
+    </w:p>
+    <w:p>
+      <w:pPr>
         <w:spacing w:before="200" w:after="0"/>
         <w:jc w:val="center"/>
       </w:pPr>
